--- a/public/downloads/generated/ru-development-brief.docx
+++ b/public/downloads/generated/ru-development-brief.docx
@@ -208,7 +208,7 @@
           <w:sz w:val="22"/>
           <w:szCs w:val="22"/>
         </w:rPr>
-        <w:t xml:space="preserve">Телефон, Telegram или e-mail</w:t>
+        <w:t xml:space="preserve">Telegram или e-mail</w:t>
       </w:r>
     </w:p>
     <w:p>
